--- a/described_rooms.docx
+++ b/described_rooms.docx
@@ -8,75 +8,67 @@
         <w:br/>
         <w:br/>
         <w:br/>
-        <w:t>- Type: Living Room</w:t>
+        <w:t>- Type: Bedroom</w:t>
         <w:br/>
         <w:br/>
         <w:br/>
-        <w:t>- Area: 81956.61 square units</w:t>
+        <w:t>- Area: 13674884.89 square units</w:t>
         <w:br/>
         <w:br/>
         <w:br/>
-        <w:t>- Bounding Box: (2522.82, 7052.46) to (2748.52, 7441.72)</w:t>
+        <w:t>- Bounding Box: (3052.58, 1082.51) to (7526.61, 4327.02)</w:t>
         <w:br/>
         <w:br/>
         <w:br/>
-        <w:t>- Contains 7 symbol(s):</w:t>
+        <w:t>- Contains 6 symbol(s):</w:t>
         <w:br/>
         <w:br/>
         <w:br/>
-        <w:t xml:space="preserve">  • sofa at (6585.39, 6933.52), area: 5816268.88</w:t>
+        <w:t xml:space="preserve">  • sofa at (6984.05, 1839.0), area: 1316782.95</w:t>
         <w:br/>
         <w:br/>
         <w:br/>
-        <w:t>width : 1880.8173988277604 height : 3092.416040792712</w:t>
+        <w:t>width : 1135.2028265179852 height : 1159.9540553947081</w:t>
         <w:br/>
         <w:br/>
         <w:br/>
-        <w:t xml:space="preserve">  • stairs at (15331.19, 10339.51), area: 1947635.58</w:t>
+        <w:t xml:space="preserve">  • furniture at (6466.53, 1368.3), area: 313830.43</w:t>
         <w:br/>
         <w:br/>
         <w:br/>
-        <w:t>width : 1147.2986132849328 height : 1697.5850293862095</w:t>
+        <w:t>width : 592.6426520792438 height : 529.5442426801924</w:t>
         <w:br/>
         <w:br/>
         <w:br/>
-        <w:t xml:space="preserve">  • sofa at (10930.08, 5711.7), area: 4509844.92</w:t>
+        <w:t xml:space="preserve">  • door at (7117.6, 3948.78), area: 1166427.79</w:t>
         <w:br/>
         <w:br/>
         <w:br/>
-        <w:t>width : 6319.546460061275 height : 713.6344709521627</w:t>
+        <w:t>width : 1110.1615876977348 height : 1050.6830211908577</w:t>
         <w:br/>
         <w:br/>
         <w:br/>
-        <w:t xml:space="preserve">  • door at (3068.26, 10090.82), area: 2855259.29</w:t>
+        <w:t xml:space="preserve">  • door at (3553.4, 2864.47), area: 112187.57</w:t>
         <w:br/>
         <w:br/>
         <w:br/>
-        <w:t>width : 2256.980878593313 height : 1265.0792894151982</w:t>
+        <w:t>width : 325.5361046632461 height : 344.624030950602</w:t>
         <w:br/>
         <w:br/>
         <w:br/>
-        <w:t xml:space="preserve">  • dining_table at (6190.42, 12383.1), area: 16472649.25</w:t>
+        <w:t xml:space="preserve">  • bed at (3929.02, 2376.95), area: 2387301.24</w:t>
         <w:br/>
         <w:br/>
         <w:br/>
-        <w:t>width : 7617.310465252432 height : 2162.528699855042</w:t>
+        <w:t>width : 1786.2750358444773 height : 1336.468802954773</w:t>
         <w:br/>
         <w:br/>
         <w:br/>
-        <w:t xml:space="preserve">  • door at (10930.08, 10198.94), area: 4629629.17</w:t>
+        <w:t xml:space="preserve">  • door at (3419.85, 2856.07), area: 229847.74</w:t>
         <w:br/>
         <w:br/>
         <w:br/>
-        <w:t>width : 2727.1852283002536 height : 1697.5850293862077</w:t>
-        <w:br/>
-        <w:br/>
-        <w:br/>
-        <w:t xml:space="preserve">  • table at (14804.56, 5668.44), area: 680868.94</w:t>
-        <w:br/>
-        <w:br/>
-        <w:br/>
-        <w:t>width : 1166.106787273211 height : 583.8827489608611</w:t>
+        <w:t>width : 651.0722093264912 height : 353.02949512012856</w:t>
         <w:br/>
         <w:br/>
         <w:br/>
@@ -84,11 +76,15 @@
         <w:br/>
         <w:br/>
         <w:br/>
-        <w:t xml:space="preserve">  • Door at (3068.26, 10090.82)</w:t>
+        <w:t xml:space="preserve">  • Door at (7117.6, 3948.78)</w:t>
         <w:br/>
         <w:br/>
         <w:br/>
-        <w:t xml:space="preserve">  • Door at (10930.08, 10198.94)</w:t>
+        <w:t xml:space="preserve">  • Door at (3553.4, 2864.47)</w:t>
+        <w:br/>
+        <w:br/>
+        <w:br/>
+        <w:t xml:space="preserve">  • Door at (3419.85, 2856.07)</w:t>
       </w:r>
     </w:p>
     <w:p/>
@@ -98,15 +94,15 @@
         <w:br/>
         <w:br/>
         <w:br/>
-        <w:t>- Type: Bathroom</w:t>
+        <w:t>- Type: Unknown</w:t>
         <w:br/>
         <w:br/>
         <w:br/>
-        <w:t>- Area: 4257977.41 square units</w:t>
+        <w:t>- Area: 4314345.46 square units</w:t>
         <w:br/>
         <w:br/>
         <w:br/>
-        <w:t>- Bounding Box: (19751.11, 2467.90) to (22120.94, 4522.30)</w:t>
+        <w:t>- Bounding Box: (4246.21, 10311.71) to (7000.74, 11891.94)</w:t>
         <w:br/>
         <w:br/>
         <w:br/>
@@ -114,15 +110,19 @@
         <w:br/>
         <w:br/>
         <w:br/>
-        <w:t xml:space="preserve">  • toilet at (20447.01, 3495.1), area: 855967.66</w:t>
+        <w:t xml:space="preserve">  • door at (6600.08, 11353.99), area: 1230344.56</w:t>
         <w:br/>
         <w:br/>
         <w:br/>
-        <w:t>width : 1297.7640051911549 height : 659.5712534557888</w:t>
+        <w:t>width : 1143.5499061247356 height : 1075.8994136994406</w:t>
         <w:br/>
         <w:br/>
         <w:br/>
-        <w:t>- No doors listed</w:t>
+        <w:t>- Doors:</w:t>
+        <w:br/>
+        <w:br/>
+        <w:br/>
+        <w:t xml:space="preserve">  • Door at (6600.08, 11353.99)</w:t>
       </w:r>
     </w:p>
     <w:p/>
@@ -136,65 +136,31 @@
         <w:br/>
         <w:br/>
         <w:br/>
-        <w:t>- Area: 5003111.25 square units</w:t>
+        <w:t>- Area: 8787886.37 square units</w:t>
         <w:br/>
         <w:br/>
         <w:br/>
-        <w:t>- Bounding Box: (12321.88, 9333.93) to (15124.30, 11161.27)</w:t>
+        <w:t>- Bounding Box: (4171.08, 7663.99) to (9388.01, 10152.01)</w:t>
         <w:br/>
         <w:br/>
         <w:br/>
-        <w:t>- Contains no symbols</w:t>
+        <w:t>- Contains 2 symbol(s):</w:t>
         <w:br/>
         <w:br/>
         <w:br/>
-        <w:t>- No doors listed</w:t>
-      </w:r>
-    </w:p>
-    <w:p/>
-    <w:p>
-      <w:r>
-        <w:t>=== ROOM_4 ===</w:t>
+        <w:t xml:space="preserve">  • stairs at (6583.39, 9555.22), area: 3566427.52</w:t>
         <w:br/>
         <w:br/>
         <w:br/>
-        <w:t>- Type: Kitchen</w:t>
+        <w:t>width : 2946.519101182713 height : 1210.3868404118693</w:t>
         <w:br/>
         <w:br/>
         <w:br/>
-        <w:t>- Area: 40058843.04 square units</w:t>
+        <w:t xml:space="preserve">  • door at (8728.59, 9630.87), area: 1626615.67</w:t>
         <w:br/>
         <w:br/>
         <w:br/>
-        <w:t>- Bounding Box: (22553.53, 2121.90) to (30735.08, 7041.65)</w:t>
-        <w:br/>
-        <w:br/>
-        <w:br/>
-        <w:t>- Contains 3 symbol(s):</w:t>
-        <w:br/>
-        <w:br/>
-        <w:br/>
-        <w:t xml:space="preserve">  • hob at (25976.61, 5819.82), area: 4591598.10</w:t>
-        <w:br/>
-        <w:br/>
-        <w:br/>
-        <w:t>width : 2670.760706335419 height : 1719.2103163847587</w:t>
-        <w:br/>
-        <w:br/>
-        <w:br/>
-        <w:t xml:space="preserve">  • door at (23418.7, 4435.8), area: 2403177.62</w:t>
-        <w:br/>
-        <w:br/>
-        <w:br/>
-        <w:t>width : 2200.5563566284836 height : 1092.0769934267955</w:t>
-        <w:br/>
-        <w:br/>
-        <w:br/>
-        <w:t xml:space="preserve">  • kitchen_sink at (28760.22, 3127.47), area: 4362201.14</w:t>
-        <w:br/>
-        <w:br/>
-        <w:br/>
-        <w:t>width : 2068.899138710538 height : 2108.4654823586675</w:t>
+        <w:t>width : 1343.8798166867327 height : 1210.3868404118693</w:t>
         <w:br/>
         <w:br/>
         <w:br/>
@@ -202,97 +168,7 @@
         <w:br/>
         <w:br/>
         <w:br/>
-        <w:t xml:space="preserve">  • Door at (23418.7, 4435.8)</w:t>
-      </w:r>
-    </w:p>
-    <w:p/>
-    <w:p>
-      <w:r>
-        <w:t>=== ROOM_5 ===</w:t>
-        <w:br/>
-        <w:br/>
-        <w:br/>
-        <w:t>- Type: Bathroom</w:t>
-        <w:br/>
-        <w:br/>
-        <w:br/>
-        <w:t>- Area: 2786216.41 square units</w:t>
-        <w:br/>
-        <w:br/>
-        <w:br/>
-        <w:t>- Bounding Box: (11738.83, 7052.46) to (13412.75, 9982.69)</w:t>
-        <w:br/>
-        <w:br/>
-        <w:br/>
-        <w:t>- Contains 7 symbol(s):</w:t>
-        <w:br/>
-        <w:br/>
-        <w:br/>
-        <w:t xml:space="preserve">  • stairs at (15331.19, 10339.51), area: 1947635.58</w:t>
-        <w:br/>
-        <w:br/>
-        <w:br/>
-        <w:t>width : 1147.2986132849328 height : 1697.5850293862095</w:t>
-        <w:br/>
-        <w:br/>
-        <w:br/>
-        <w:t xml:space="preserve">  • bathroom_sink at (13676.07, 13950.93), area: 2318373.99</w:t>
-        <w:br/>
-        <w:br/>
-        <w:br/>
-        <w:t>width : 2256.980878593311 height : 1027.2011324311443</w:t>
-        <w:br/>
-        <w:br/>
-        <w:br/>
-        <w:t xml:space="preserve">  • door at (27180.34, 7430.91), area: 731914.15</w:t>
-        <w:br/>
-        <w:br/>
-        <w:br/>
-        <w:t>width : 1109.6822653083764 height : 659.571253455787</w:t>
-        <w:br/>
-        <w:br/>
-        <w:br/>
-        <w:t xml:space="preserve">  • door at (30001.56, 9907.0), area: 763028.54</w:t>
-        <w:br/>
-        <w:br/>
-        <w:br/>
-        <w:t>width : 1260.147657214602 height : 605.5080359594122</w:t>
-        <w:br/>
-        <w:br/>
-        <w:br/>
-        <w:t xml:space="preserve">  • bed at (26239.93, 9496.12), area: 3892424.10</w:t>
-        <w:br/>
-        <w:br/>
-        <w:br/>
-        <w:t>width : 2482.678966452644 height : 1567.8333073949052</w:t>
-        <w:br/>
-        <w:br/>
-        <w:br/>
-        <w:t xml:space="preserve">  • bed at (19205.67, 9993.5), area: 4387423.37</w:t>
-        <w:br/>
-        <w:br/>
-        <w:br/>
-        <w:t>width : 2520.2953144292005 height : 1740.835603383306</w:t>
-        <w:br/>
-        <w:br/>
-        <w:br/>
-        <w:t xml:space="preserve">  • toilet at (18246.46, 13713.05), area: 3671976.96</w:t>
-        <w:br/>
-        <w:br/>
-        <w:br/>
-        <w:t>width : 2294.5972265698692 height : 1600.2712378927317</w:t>
-        <w:br/>
-        <w:br/>
-        <w:br/>
-        <w:t>- Doors:</w:t>
-        <w:br/>
-        <w:br/>
-        <w:br/>
-        <w:t xml:space="preserve">  • Door at (27180.34, 7430.91)</w:t>
-        <w:br/>
-        <w:br/>
-        <w:br/>
-        <w:t xml:space="preserve">  • Door at (30001.56, 9907.0)</w:t>
+        <w:t xml:space="preserve">  • Door at (8728.59, 9630.87)</w:t>
       </w:r>
     </w:p>
     <w:p/>
@@ -300,7 +176,7 @@
       <w:r>
         <w:t>Abatement:</w:t>
         <w:br/>
-        <w:t>The total number of rooms detected in this house is 5.</w:t>
+        <w:t>The total number of rooms detected in this house is 3.</w:t>
       </w:r>
     </w:p>
     <w:p/>
